--- a/public/templates/office/Phase3_공기연장신청서_면책입증서_EOT.docx
+++ b/public/templates/office/Phase3_공기연장신청서_면책입증서_EOT.docx
@@ -3,100 +3,99 @@
 <w:document xmlns:wpc="http://schemas.microsoft.com/office/word/2010/wordprocessingCanvas" xmlns:mo="http://schemas.microsoft.com/office/mac/office/2008/main" xmlns:mc="http://schemas.openxmlformats.org/markup-compatibility/2006" xmlns:mv="urn:schemas-microsoft-com:mac:vml" xmlns:o="urn:schemas-microsoft-com:office:office" xmlns:r="http://schemas.openxmlformats.org/officeDocument/2006/relationships" xmlns:m="http://schemas.openxmlformats.org/officeDocument/2006/math" xmlns:v="urn:schemas-microsoft-com:vml" xmlns:wp14="http://schemas.microsoft.com/office/word/2010/wordprocessingDrawing" xmlns:wp="http://schemas.openxmlformats.org/drawingml/2006/wordprocessingDrawing" xmlns:w10="urn:schemas-microsoft-com:office:word" xmlns:w="http://schemas.openxmlformats.org/wordprocessingml/2006/main" xmlns:w14="http://schemas.microsoft.com/office/word/2010/wordml" xmlns:wpg="http://schemas.microsoft.com/office/word/2010/wordprocessingGroup" xmlns:wpi="http://schemas.microsoft.com/office/word/2010/wordprocessingInk" xmlns:wne="http://schemas.microsoft.com/office/word/2006/wordml" xmlns:wps="http://schemas.microsoft.com/office/word/2010/wordprocessingShape" mc:Ignorable="w14 wp14">
   <w:body>
     <w:p>
-      <w:pPr>
-        <w:jc w:val="center"/>
-      </w:pPr>
       <w:r>
         <w:rPr>
-          <w:rFonts w:ascii="Malgun Gothic" w:hAnsi="Malgun Gothic"/>
+          <w:rFonts w:ascii="맑은 고딕" w:hAnsi="맑은 고딕" w:eastAsia="맑은 고딕"/>
           <w:b/>
-          <w:color w:val="1E293B"/>
-          <w:sz w:val="36"/>
+          <w:color w:val="2563EB"/>
+          <w:sz w:val="17"/>
         </w:rPr>
-        <w:t>납기 연장(공기 연장) 신청서 및 면책사유 입증서</w:t>
+        <w:t>[엠파시 엔터프라이즈 표준 사업관리 서식] 문서번호: EMP-DOC-P3-04 | 사업명: 한빛글로벌 SyncGuard AI 시스템 구축</w:t>
       </w:r>
     </w:p>
     <w:p>
-      <w:pPr>
-        <w:jc w:val="center"/>
-      </w:pPr>
       <w:r>
         <w:rPr>
-          <w:rFonts w:ascii="Malgun Gothic" w:hAnsi="Malgun Gothic"/>
-          <w:color w:val="64748B"/>
+          <w:rFonts w:ascii="맑은 고딕" w:hAnsi="맑은 고딕" w:eastAsia="맑은 고딕"/>
+          <w:b/>
+          <w:color w:val="0F172A"/>
+          <w:sz w:val="36"/>
+        </w:rPr>
+        <w:t>납기 연장(공기 연장) 신청서 및 면책사유 입증서 (EOT)</w:t>
+      </w:r>
+    </w:p>
+    <w:p>
+      <w:r>
+        <w:rPr>
+          <w:rFonts w:ascii="맑은 고딕" w:hAnsi="맑은 고딕" w:eastAsia="맑은 고딕"/>
+          <w:b w:val="0"/>
+          <w:color w:val="475569"/>
           <w:sz w:val="21"/>
         </w:rPr>
-        <w:t>발주처 귀책 및 불가항력 사유에 따른 지체상금 면제 및 계약기간 연장 신청</w:t>
-      </w:r>
-    </w:p>
-    <w:p/>
-    <w:p>
-      <w:pPr>
-        <w:spacing w:before="160" w:after="80"/>
-      </w:pPr>
-      <w:r>
-        <w:rPr>
-          <w:rFonts w:ascii="Malgun Gothic" w:hAnsi="Malgun Gothic"/>
-          <w:b/>
-          <w:color w:val="2563EB"/>
-          <w:sz w:val="26"/>
-        </w:rPr>
-        <w:t>1. 신청 기본 정보</w:t>
+        <w:t>대외 클라우드 방화벽 정책 심의 대기에 따른 부분 마일스톤 일정 조정 및 지체상금 면책 확인서</w:t>
       </w:r>
     </w:p>
     <w:tbl>
       <w:tblPr>
+        <w:tblStyle w:val="TableGrid"/>
         <w:tblW w:type="auto" w:w="0"/>
         <w:jc w:val="center"/>
-        <w:tblLayout w:type="autofit"/>
         <w:tblLook w:firstColumn="1" w:firstRow="1" w:lastColumn="0" w:lastRow="0" w:noHBand="0" w:noVBand="1" w:val="04A0"/>
       </w:tblPr>
       <w:tblGrid>
-        <w:gridCol w:w="4680"/>
-        <w:gridCol w:w="4680"/>
+        <w:gridCol w:w="4896"/>
+        <w:gridCol w:w="4896"/>
       </w:tblGrid>
       <w:tr>
         <w:tc>
           <w:tcPr>
-            <w:tcW w:type="dxa" w:w="4680"/>
+            <w:tcW w:type="dxa" w:w="4896"/>
+            <w:shd w:fill="1B365D"/>
             <w:tcMar>
-              <w:top w:w="100" w:type="dxa"/>
-              <w:bottom w:w="100" w:type="dxa"/>
-              <w:left w:w="130" w:type="dxa"/>
-              <w:right w:w="130" w:type="dxa"/>
+              <w:top w:w="110" w:type="dxa"/>
+              <w:bottom w:w="110" w:type="dxa"/>
+              <w:left w:w="140" w:type="dxa"/>
+              <w:right w:w="140" w:type="dxa"/>
             </w:tcMar>
-            <w:shd w:fill="1E293B"/>
           </w:tcPr>
           <w:p>
+            <w:pPr>
+              <w:jc w:val="center"/>
+            </w:pPr>
+            <w:r/>
             <w:r>
               <w:rPr>
-                <w:rFonts w:ascii="Malgun Gothic" w:hAnsi="Malgun Gothic"/>
+                <w:rFonts w:ascii="맑은 고딕" w:hAnsi="맑은 고딕" w:eastAsia="맑은 고딕"/>
                 <w:b/>
                 <w:color w:val="FFFFFF"/>
-                <w:sz w:val="18"/>
+                <w:sz w:val="19"/>
               </w:rPr>
-              <w:t>구분 항목</w:t>
+              <w:t>구분</w:t>
             </w:r>
           </w:p>
         </w:tc>
         <w:tc>
           <w:tcPr>
-            <w:tcW w:type="dxa" w:w="4680"/>
+            <w:tcW w:type="dxa" w:w="4896"/>
+            <w:shd w:fill="1B365D"/>
             <w:tcMar>
-              <w:top w:w="100" w:type="dxa"/>
-              <w:bottom w:w="100" w:type="dxa"/>
-              <w:left w:w="130" w:type="dxa"/>
-              <w:right w:w="130" w:type="dxa"/>
+              <w:top w:w="110" w:type="dxa"/>
+              <w:bottom w:w="110" w:type="dxa"/>
+              <w:left w:w="140" w:type="dxa"/>
+              <w:right w:w="140" w:type="dxa"/>
             </w:tcMar>
-            <w:shd w:fill="1E293B"/>
           </w:tcPr>
           <w:p>
+            <w:pPr>
+              <w:jc w:val="center"/>
+            </w:pPr>
+            <w:r/>
             <w:r>
               <w:rPr>
-                <w:rFonts w:ascii="Malgun Gothic" w:hAnsi="Malgun Gothic"/>
+                <w:rFonts w:ascii="맑은 고딕" w:hAnsi="맑은 고딕" w:eastAsia="맑은 고딕"/>
                 <w:b/>
                 <w:color w:val="FFFFFF"/>
-                <w:sz w:val="18"/>
+                <w:sz w:val="19"/>
               </w:rPr>
               <w:t>상세 내용</w:t>
             </w:r>
@@ -106,45 +105,49 @@
       <w:tr>
         <w:tc>
           <w:tcPr>
-            <w:tcW w:type="dxa" w:w="4680"/>
+            <w:tcW w:type="dxa" w:w="4896"/>
+            <w:shd w:fill="EFF6FF"/>
             <w:tcMar>
-              <w:top w:w="100" w:type="dxa"/>
-              <w:bottom w:w="100" w:type="dxa"/>
-              <w:left w:w="130" w:type="dxa"/>
-              <w:right w:w="130" w:type="dxa"/>
+              <w:top w:w="90" w:type="dxa"/>
+              <w:bottom w:w="90" w:type="dxa"/>
+              <w:left w:w="140" w:type="dxa"/>
+              <w:right w:w="140" w:type="dxa"/>
             </w:tcMar>
-            <w:shd w:fill="F8FAFC"/>
           </w:tcPr>
           <w:p>
+            <w:r/>
             <w:r>
               <w:rPr>
-                <w:rFonts w:ascii="Malgun Gothic" w:hAnsi="Malgun Gothic"/>
-                <w:color w:val="334155"/>
-                <w:sz w:val="18"/>
+                <w:rFonts w:ascii="맑은 고딕" w:hAnsi="맑은 고딕" w:eastAsia="맑은 고딕"/>
+                <w:b/>
+                <w:color w:val="1E293B"/>
+                <w:sz w:val="19"/>
               </w:rPr>
-              <w:t>사업명 (계약건명)</w:t>
+              <w:t>사업명 (계약번호)</w:t>
             </w:r>
           </w:p>
         </w:tc>
         <w:tc>
           <w:tcPr>
-            <w:tcW w:type="dxa" w:w="4680"/>
+            <w:tcW w:type="dxa" w:w="4896"/>
+            <w:shd w:fill="FFFFFF"/>
             <w:tcMar>
-              <w:top w:w="100" w:type="dxa"/>
-              <w:bottom w:w="100" w:type="dxa"/>
-              <w:left w:w="130" w:type="dxa"/>
-              <w:right w:w="130" w:type="dxa"/>
+              <w:top w:w="90" w:type="dxa"/>
+              <w:bottom w:w="90" w:type="dxa"/>
+              <w:left w:w="140" w:type="dxa"/>
+              <w:right w:w="140" w:type="dxa"/>
             </w:tcMar>
-            <w:shd w:fill="F8FAFC"/>
           </w:tcPr>
           <w:p>
+            <w:r/>
             <w:r>
               <w:rPr>
-                <w:rFonts w:ascii="Malgun Gothic" w:hAnsi="Malgun Gothic"/>
-                <w:color w:val="334155"/>
-                <w:sz w:val="18"/>
+                <w:rFonts w:ascii="맑은 고딕" w:hAnsi="맑은 고딕" w:eastAsia="맑은 고딕"/>
+                <w:b w:val="0"/>
+                <w:color w:val="1E293B"/>
+                <w:sz w:val="19"/>
               </w:rPr>
-              <w:t>[공식 계약서상 사업명]</w:t>
+              <w:t>SyncGuard AI — 엔터프라이즈 AI 콘텐츠·규제 심의 자동화 시스템 구축 (HB-IT-2026-0042)</w:t>
             </w:r>
           </w:p>
         </w:tc>
@@ -152,45 +155,49 @@
       <w:tr>
         <w:tc>
           <w:tcPr>
-            <w:tcW w:type="dxa" w:w="4680"/>
+            <w:tcW w:type="dxa" w:w="4896"/>
+            <w:shd w:fill="EFF6FF"/>
             <w:tcMar>
-              <w:top w:w="100" w:type="dxa"/>
-              <w:bottom w:w="100" w:type="dxa"/>
-              <w:left w:w="130" w:type="dxa"/>
-              <w:right w:w="130" w:type="dxa"/>
+              <w:top w:w="90" w:type="dxa"/>
+              <w:bottom w:w="90" w:type="dxa"/>
+              <w:left w:w="140" w:type="dxa"/>
+              <w:right w:w="140" w:type="dxa"/>
             </w:tcMar>
-            <w:shd w:fill="FFFFFF"/>
           </w:tcPr>
           <w:p>
+            <w:r/>
             <w:r>
               <w:rPr>
-                <w:rFonts w:ascii="Malgun Gothic" w:hAnsi="Malgun Gothic"/>
-                <w:color w:val="334155"/>
-                <w:sz w:val="18"/>
+                <w:rFonts w:ascii="맑은 고딕" w:hAnsi="맑은 고딕" w:eastAsia="맑은 고딕"/>
+                <w:b/>
+                <w:color w:val="1E293B"/>
+                <w:sz w:val="19"/>
               </w:rPr>
-              <w:t>계약 기간</w:t>
+              <w:t>조정 대상 구간</w:t>
             </w:r>
           </w:p>
         </w:tc>
         <w:tc>
           <w:tcPr>
-            <w:tcW w:type="dxa" w:w="4680"/>
+            <w:tcW w:type="dxa" w:w="4896"/>
+            <w:shd w:fill="F8FAFC"/>
             <w:tcMar>
-              <w:top w:w="100" w:type="dxa"/>
-              <w:bottom w:w="100" w:type="dxa"/>
-              <w:left w:w="130" w:type="dxa"/>
-              <w:right w:w="130" w:type="dxa"/>
+              <w:top w:w="90" w:type="dxa"/>
+              <w:bottom w:w="90" w:type="dxa"/>
+              <w:left w:w="140" w:type="dxa"/>
+              <w:right w:w="140" w:type="dxa"/>
             </w:tcMar>
-            <w:shd w:fill="FFFFFF"/>
           </w:tcPr>
           <w:p>
+            <w:r/>
             <w:r>
               <w:rPr>
-                <w:rFonts w:ascii="Malgun Gothic" w:hAnsi="Malgun Gothic"/>
-                <w:color w:val="334155"/>
-                <w:sz w:val="18"/>
+                <w:rFonts w:ascii="맑은 고딕" w:hAnsi="맑은 고딕" w:eastAsia="맑은 고딕"/>
+                <w:b w:val="0"/>
+                <w:color w:val="1E293B"/>
+                <w:sz w:val="19"/>
               </w:rPr>
-              <w:t>202 년  월  일 ~ 202 년  월  일</w:t>
+              <w:t>Phase 4 대외 OCR/LLM API 실연동 구간 (전체 준공일 2026.10.31은 불변 유지)</w:t>
             </w:r>
           </w:p>
         </w:tc>
@@ -198,45 +205,49 @@
       <w:tr>
         <w:tc>
           <w:tcPr>
-            <w:tcW w:type="dxa" w:w="4680"/>
+            <w:tcW w:type="dxa" w:w="4896"/>
+            <w:shd w:fill="EFF6FF"/>
             <w:tcMar>
-              <w:top w:w="100" w:type="dxa"/>
-              <w:bottom w:w="100" w:type="dxa"/>
-              <w:left w:w="130" w:type="dxa"/>
-              <w:right w:w="130" w:type="dxa"/>
+              <w:top w:w="90" w:type="dxa"/>
+              <w:bottom w:w="90" w:type="dxa"/>
+              <w:left w:w="140" w:type="dxa"/>
+              <w:right w:w="140" w:type="dxa"/>
             </w:tcMar>
-            <w:shd w:fill="F8FAFC"/>
           </w:tcPr>
           <w:p>
+            <w:r/>
             <w:r>
               <w:rPr>
-                <w:rFonts w:ascii="Malgun Gothic" w:hAnsi="Malgun Gothic"/>
-                <w:color w:val="334155"/>
-                <w:sz w:val="18"/>
+                <w:rFonts w:ascii="맑은 고딕" w:hAnsi="맑은 고딕" w:eastAsia="맑은 고딕"/>
+                <w:b/>
+                <w:color w:val="1E293B"/>
+                <w:sz w:val="19"/>
               </w:rPr>
-              <w:t>당초 준공 예정일</w:t>
+              <w:t>외부 지연 일수</w:t>
             </w:r>
           </w:p>
         </w:tc>
         <w:tc>
           <w:tcPr>
-            <w:tcW w:type="dxa" w:w="4680"/>
+            <w:tcW w:type="dxa" w:w="4896"/>
+            <w:shd w:fill="FFFFFF"/>
             <w:tcMar>
-              <w:top w:w="100" w:type="dxa"/>
-              <w:bottom w:w="100" w:type="dxa"/>
-              <w:left w:w="130" w:type="dxa"/>
-              <w:right w:w="130" w:type="dxa"/>
+              <w:top w:w="90" w:type="dxa"/>
+              <w:bottom w:w="90" w:type="dxa"/>
+              <w:left w:w="140" w:type="dxa"/>
+              <w:right w:w="140" w:type="dxa"/>
             </w:tcMar>
-            <w:shd w:fill="F8FAFC"/>
           </w:tcPr>
           <w:p>
+            <w:r/>
             <w:r>
               <w:rPr>
-                <w:rFonts w:ascii="Malgun Gothic" w:hAnsi="Malgun Gothic"/>
-                <w:color w:val="334155"/>
-                <w:sz w:val="18"/>
+                <w:rFonts w:ascii="맑은 고딕" w:hAnsi="맑은 고딕" w:eastAsia="맑은 고딕"/>
+                <w:b w:val="0"/>
+                <w:color w:val="1E293B"/>
+                <w:sz w:val="19"/>
               </w:rPr>
-              <w:t>202 년  월  일</w:t>
+              <w:t>총 7영업일 (2026.08.03 ~ 2026.08.11, 그룹사 정보보호위원회 대외망 방화벽 정기 심의 대기)</w:t>
             </w:r>
           </w:p>
         </w:tc>
@@ -244,45 +255,213 @@
       <w:tr>
         <w:tc>
           <w:tcPr>
-            <w:tcW w:type="dxa" w:w="4680"/>
+            <w:tcW w:type="dxa" w:w="4896"/>
+            <w:shd w:fill="EFF6FF"/>
             <w:tcMar>
-              <w:top w:w="100" w:type="dxa"/>
-              <w:bottom w:w="100" w:type="dxa"/>
-              <w:left w:w="130" w:type="dxa"/>
-              <w:right w:w="130" w:type="dxa"/>
+              <w:top w:w="90" w:type="dxa"/>
+              <w:bottom w:w="90" w:type="dxa"/>
+              <w:left w:w="140" w:type="dxa"/>
+              <w:right w:w="140" w:type="dxa"/>
             </w:tcMar>
-            <w:shd w:fill="FFFFFF"/>
           </w:tcPr>
           <w:p>
+            <w:r/>
             <w:r>
               <w:rPr>
-                <w:rFonts w:ascii="Malgun Gothic" w:hAnsi="Malgun Gothic"/>
-                <w:color w:val="334155"/>
-                <w:sz w:val="18"/>
+                <w:rFonts w:ascii="맑은 고딕" w:hAnsi="맑은 고딕" w:eastAsia="맑은 고딕"/>
+                <w:b/>
+                <w:color w:val="1E293B"/>
+                <w:sz w:val="19"/>
               </w:rPr>
-              <w:t>변경 희망 준공일</w:t>
+              <w:t>면책 근거 조항</w:t>
             </w:r>
           </w:p>
         </w:tc>
         <w:tc>
           <w:tcPr>
-            <w:tcW w:type="dxa" w:w="4680"/>
+            <w:tcW w:type="dxa" w:w="4896"/>
+            <w:shd w:fill="F8FAFC"/>
             <w:tcMar>
-              <w:top w:w="100" w:type="dxa"/>
-              <w:bottom w:w="100" w:type="dxa"/>
-              <w:left w:w="130" w:type="dxa"/>
-              <w:right w:w="130" w:type="dxa"/>
+              <w:top w:w="90" w:type="dxa"/>
+              <w:bottom w:w="90" w:type="dxa"/>
+              <w:left w:w="140" w:type="dxa"/>
+              <w:right w:w="140" w:type="dxa"/>
             </w:tcMar>
-            <w:shd w:fill="FFFFFF"/>
           </w:tcPr>
           <w:p>
+            <w:r/>
             <w:r>
               <w:rPr>
-                <w:rFonts w:ascii="Malgun Gothic" w:hAnsi="Malgun Gothic"/>
-                <w:color w:val="334155"/>
-                <w:sz w:val="18"/>
+                <w:rFonts w:ascii="맑은 고딕" w:hAnsi="맑은 고딕" w:eastAsia="맑은 고딕"/>
+                <w:b w:val="0"/>
+                <w:color w:val="1E293B"/>
+                <w:sz w:val="19"/>
               </w:rPr>
-              <w:t>202 년  월  일 (총 [   ] 일간 순연)</w:t>
+              <w:t>용역표준계약서 제3조 제3항 (발주처 보안 심의 및 인프라 제공 대기에 따른 면책)</w:t>
+            </w:r>
+          </w:p>
+        </w:tc>
+      </w:tr>
+    </w:tbl>
+    <w:p/>
+    <w:p>
+      <w:r>
+        <w:rPr>
+          <w:rFonts w:ascii="맑은 고딕" w:hAnsi="맑은 고딕" w:eastAsia="맑은 고딕"/>
+          <w:b/>
+          <w:color w:val="1B365D"/>
+          <w:sz w:val="25"/>
+        </w:rPr>
+        <w:t>1. 외부 지연 발생 경위 및 객관적 입증 내역</w:t>
+      </w:r>
+    </w:p>
+    <w:tbl>
+      <w:tblPr>
+        <w:tblStyle w:val="TableGrid"/>
+        <w:tblW w:type="auto" w:w="0"/>
+        <w:jc w:val="center"/>
+        <w:tblLook w:firstColumn="1" w:firstRow="1" w:lastColumn="0" w:lastRow="0" w:noHBand="0" w:noVBand="1" w:val="04A0"/>
+      </w:tblPr>
+      <w:tblGrid>
+        <w:gridCol w:w="1958"/>
+        <w:gridCol w:w="1958"/>
+        <w:gridCol w:w="1958"/>
+        <w:gridCol w:w="1958"/>
+        <w:gridCol w:w="1958"/>
+      </w:tblGrid>
+      <w:tr>
+        <w:tc>
+          <w:tcPr>
+            <w:tcW w:type="dxa" w:w="1958"/>
+            <w:shd w:fill="1B365D"/>
+            <w:tcMar>
+              <w:top w:w="110" w:type="dxa"/>
+              <w:bottom w:w="110" w:type="dxa"/>
+              <w:left w:w="140" w:type="dxa"/>
+              <w:right w:w="140" w:type="dxa"/>
+            </w:tcMar>
+          </w:tcPr>
+          <w:p>
+            <w:pPr>
+              <w:jc w:val="center"/>
+            </w:pPr>
+            <w:r/>
+            <w:r>
+              <w:rPr>
+                <w:rFonts w:ascii="맑은 고딕" w:hAnsi="맑은 고딕" w:eastAsia="맑은 고딕"/>
+                <w:b/>
+                <w:color w:val="FFFFFF"/>
+                <w:sz w:val="19"/>
+              </w:rPr>
+              <w:t>발생 일자</w:t>
+            </w:r>
+          </w:p>
+        </w:tc>
+        <w:tc>
+          <w:tcPr>
+            <w:tcW w:type="dxa" w:w="1958"/>
+            <w:shd w:fill="1B365D"/>
+            <w:tcMar>
+              <w:top w:w="110" w:type="dxa"/>
+              <w:bottom w:w="110" w:type="dxa"/>
+              <w:left w:w="140" w:type="dxa"/>
+              <w:right w:w="140" w:type="dxa"/>
+            </w:tcMar>
+          </w:tcPr>
+          <w:p>
+            <w:pPr>
+              <w:jc w:val="center"/>
+            </w:pPr>
+            <w:r/>
+            <w:r>
+              <w:rPr>
+                <w:rFonts w:ascii="맑은 고딕" w:hAnsi="맑은 고딕" w:eastAsia="맑은 고딕"/>
+                <w:b/>
+                <w:color w:val="FFFFFF"/>
+                <w:sz w:val="19"/>
+              </w:rPr>
+              <w:t>지연 원인 (계약상대자 비귀책 사유)</w:t>
+            </w:r>
+          </w:p>
+        </w:tc>
+        <w:tc>
+          <w:tcPr>
+            <w:tcW w:type="dxa" w:w="1958"/>
+            <w:shd w:fill="1B365D"/>
+            <w:tcMar>
+              <w:top w:w="110" w:type="dxa"/>
+              <w:bottom w:w="110" w:type="dxa"/>
+              <w:left w:w="140" w:type="dxa"/>
+              <w:right w:w="140" w:type="dxa"/>
+            </w:tcMar>
+          </w:tcPr>
+          <w:p>
+            <w:pPr>
+              <w:jc w:val="center"/>
+            </w:pPr>
+            <w:r/>
+            <w:r>
+              <w:rPr>
+                <w:rFonts w:ascii="맑은 고딕" w:hAnsi="맑은 고딕" w:eastAsia="맑은 고딕"/>
+                <w:b/>
+                <w:color w:val="FFFFFF"/>
+                <w:sz w:val="19"/>
+              </w:rPr>
+              <w:t>객관적 증빙 문서 번호</w:t>
+            </w:r>
+          </w:p>
+        </w:tc>
+        <w:tc>
+          <w:tcPr>
+            <w:tcW w:type="dxa" w:w="1958"/>
+            <w:shd w:fill="1B365D"/>
+            <w:tcMar>
+              <w:top w:w="110" w:type="dxa"/>
+              <w:bottom w:w="110" w:type="dxa"/>
+              <w:left w:w="140" w:type="dxa"/>
+              <w:right w:w="140" w:type="dxa"/>
+            </w:tcMar>
+          </w:tcPr>
+          <w:p>
+            <w:pPr>
+              <w:jc w:val="center"/>
+            </w:pPr>
+            <w:r/>
+            <w:r>
+              <w:rPr>
+                <w:rFonts w:ascii="맑은 고딕" w:hAnsi="맑은 고딕" w:eastAsia="맑은 고딕"/>
+                <w:b/>
+                <w:color w:val="FFFFFF"/>
+                <w:sz w:val="19"/>
+              </w:rPr>
+              <w:t>영향 과업 및 우회 조치</w:t>
+            </w:r>
+          </w:p>
+        </w:tc>
+        <w:tc>
+          <w:tcPr>
+            <w:tcW w:type="dxa" w:w="1958"/>
+            <w:shd w:fill="1B365D"/>
+            <w:tcMar>
+              <w:top w:w="110" w:type="dxa"/>
+              <w:bottom w:w="110" w:type="dxa"/>
+              <w:left w:w="140" w:type="dxa"/>
+              <w:right w:w="140" w:type="dxa"/>
+            </w:tcMar>
+          </w:tcPr>
+          <w:p>
+            <w:pPr>
+              <w:jc w:val="center"/>
+            </w:pPr>
+            <w:r/>
+            <w:r>
+              <w:rPr>
+                <w:rFonts w:ascii="맑은 고딕" w:hAnsi="맑은 고딕" w:eastAsia="맑은 고딕"/>
+                <w:b/>
+                <w:color w:val="FFFFFF"/>
+                <w:sz w:val="19"/>
+              </w:rPr>
+              <w:t>지연 일수</w:t>
             </w:r>
           </w:p>
         </w:tc>
@@ -290,45 +469,365 @@
       <w:tr>
         <w:tc>
           <w:tcPr>
-            <w:tcW w:type="dxa" w:w="4680"/>
+            <w:tcW w:type="dxa" w:w="1958"/>
+            <w:shd w:fill="FFFFFF"/>
             <w:tcMar>
-              <w:top w:w="100" w:type="dxa"/>
-              <w:bottom w:w="100" w:type="dxa"/>
-              <w:left w:w="130" w:type="dxa"/>
-              <w:right w:w="130" w:type="dxa"/>
+              <w:top w:w="90" w:type="dxa"/>
+              <w:bottom w:w="90" w:type="dxa"/>
+              <w:left w:w="140" w:type="dxa"/>
+              <w:right w:w="140" w:type="dxa"/>
             </w:tcMar>
-            <w:shd w:fill="F8FAFC"/>
           </w:tcPr>
           <w:p>
+            <w:r/>
             <w:r>
               <w:rPr>
-                <w:rFonts w:ascii="Malgun Gothic" w:hAnsi="Malgun Gothic"/>
-                <w:color w:val="334155"/>
-                <w:sz w:val="18"/>
+                <w:rFonts w:ascii="맑은 고딕" w:hAnsi="맑은 고딕" w:eastAsia="맑은 고딕"/>
+                <w:b w:val="0"/>
+                <w:color w:val="1E293B"/>
+                <w:sz w:val="19"/>
               </w:rPr>
-              <w:t>신청 사유 구분</w:t>
+              <w:t>2026.07.28</w:t>
             </w:r>
           </w:p>
         </w:tc>
         <w:tc>
           <w:tcPr>
-            <w:tcW w:type="dxa" w:w="4680"/>
+            <w:tcW w:type="dxa" w:w="1958"/>
+            <w:shd w:fill="FFFFFF"/>
             <w:tcMar>
-              <w:top w:w="100" w:type="dxa"/>
-              <w:bottom w:w="100" w:type="dxa"/>
-              <w:left w:w="130" w:type="dxa"/>
-              <w:right w:w="130" w:type="dxa"/>
+              <w:top w:w="90" w:type="dxa"/>
+              <w:bottom w:w="90" w:type="dxa"/>
+              <w:left w:w="140" w:type="dxa"/>
+              <w:right w:w="140" w:type="dxa"/>
             </w:tcMar>
-            <w:shd w:fill="F8FAFC"/>
           </w:tcPr>
           <w:p>
+            <w:r/>
             <w:r>
               <w:rPr>
-                <w:rFonts w:ascii="Malgun Gothic" w:hAnsi="Malgun Gothic"/>
-                <w:color w:val="334155"/>
-                <w:sz w:val="18"/>
+                <w:rFonts w:ascii="맑은 고딕" w:hAnsi="맑은 고딕" w:eastAsia="맑은 고딕"/>
+                <w:b w:val="0"/>
+                <w:color w:val="1E293B"/>
+                <w:sz w:val="19"/>
               </w:rPr>
-              <w:t>[  ] 발주처 귀책 (연계/자료 지연)  /  [  ] 과업 범위 대폭 변경  /  [  ] 불가항력</w:t>
+              <w:t>AWS EKS 프라이빗 서브넷 → 외부 Clova OCR / Upstage API Outbound(443) 방화벽 오픈 신청서 적기 제출</w:t>
+            </w:r>
+          </w:p>
+        </w:tc>
+        <w:tc>
+          <w:tcPr>
+            <w:tcW w:type="dxa" w:w="1958"/>
+            <w:shd w:fill="FFFFFF"/>
+            <w:tcMar>
+              <w:top w:w="90" w:type="dxa"/>
+              <w:bottom w:w="90" w:type="dxa"/>
+              <w:left w:w="140" w:type="dxa"/>
+              <w:right w:w="140" w:type="dxa"/>
+            </w:tcMar>
+          </w:tcPr>
+          <w:p>
+            <w:r/>
+            <w:r>
+              <w:rPr>
+                <w:rFonts w:ascii="맑은 고딕" w:hAnsi="맑은 고딕" w:eastAsia="맑은 고딕"/>
+                <w:b w:val="0"/>
+                <w:color w:val="1E293B"/>
+                <w:sz w:val="19"/>
+              </w:rPr>
+              <w:t>EMP_DEG_091 (방화벽신청서 v1.0)</w:t>
+            </w:r>
+          </w:p>
+        </w:tc>
+        <w:tc>
+          <w:tcPr>
+            <w:tcW w:type="dxa" w:w="1958"/>
+            <w:shd w:fill="FFFFFF"/>
+            <w:tcMar>
+              <w:top w:w="90" w:type="dxa"/>
+              <w:bottom w:w="90" w:type="dxa"/>
+              <w:left w:w="140" w:type="dxa"/>
+              <w:right w:w="140" w:type="dxa"/>
+            </w:tcMar>
+          </w:tcPr>
+          <w:p>
+            <w:r/>
+            <w:r>
+              <w:rPr>
+                <w:rFonts w:ascii="맑은 고딕" w:hAnsi="맑은 고딕" w:eastAsia="맑은 고딕"/>
+                <w:b w:val="0"/>
+                <w:color w:val="1E293B"/>
+                <w:sz w:val="19"/>
+              </w:rPr>
+              <w:t>신청 기한(D-5) 준수 완료</w:t>
+            </w:r>
+          </w:p>
+        </w:tc>
+        <w:tc>
+          <w:tcPr>
+            <w:tcW w:type="dxa" w:w="1958"/>
+            <w:shd w:fill="FFFFFF"/>
+            <w:tcMar>
+              <w:top w:w="90" w:type="dxa"/>
+              <w:bottom w:w="90" w:type="dxa"/>
+              <w:left w:w="140" w:type="dxa"/>
+              <w:right w:w="140" w:type="dxa"/>
+            </w:tcMar>
+          </w:tcPr>
+          <w:p>
+            <w:r/>
+            <w:r>
+              <w:rPr>
+                <w:rFonts w:ascii="맑은 고딕" w:hAnsi="맑은 고딕" w:eastAsia="맑은 고딕"/>
+                <w:b w:val="0"/>
+                <w:color w:val="1E293B"/>
+                <w:sz w:val="19"/>
+              </w:rPr>
+              <w:t>-</w:t>
+            </w:r>
+          </w:p>
+        </w:tc>
+      </w:tr>
+      <w:tr>
+        <w:tc>
+          <w:tcPr>
+            <w:tcW w:type="dxa" w:w="1958"/>
+            <w:shd w:fill="F8FAFC"/>
+            <w:tcMar>
+              <w:top w:w="90" w:type="dxa"/>
+              <w:bottom w:w="90" w:type="dxa"/>
+              <w:left w:w="140" w:type="dxa"/>
+              <w:right w:w="140" w:type="dxa"/>
+            </w:tcMar>
+          </w:tcPr>
+          <w:p>
+            <w:r/>
+            <w:r>
+              <w:rPr>
+                <w:rFonts w:ascii="맑은 고딕" w:hAnsi="맑은 고딕" w:eastAsia="맑은 고딕"/>
+                <w:b w:val="0"/>
+                <w:color w:val="1E293B"/>
+                <w:sz w:val="19"/>
+              </w:rPr>
+              <w:t>2026.08.03</w:t>
+            </w:r>
+          </w:p>
+        </w:tc>
+        <w:tc>
+          <w:tcPr>
+            <w:tcW w:type="dxa" w:w="1958"/>
+            <w:shd w:fill="F8FAFC"/>
+            <w:tcMar>
+              <w:top w:w="90" w:type="dxa"/>
+              <w:bottom w:w="90" w:type="dxa"/>
+              <w:left w:w="140" w:type="dxa"/>
+              <w:right w:w="140" w:type="dxa"/>
+            </w:tcMar>
+          </w:tcPr>
+          <w:p>
+            <w:r/>
+            <w:r>
+              <w:rPr>
+                <w:rFonts w:ascii="맑은 고딕" w:hAnsi="맑은 고딕" w:eastAsia="맑은 고딕"/>
+                <w:b w:val="0"/>
+                <w:color w:val="1E293B"/>
+                <w:sz w:val="19"/>
+              </w:rPr>
+              <w:t>한빛글로벌 그룹 정보보호위원회 월례 보안 심의 일정 변경으로 방화벽 정책 반영 7영업일 순연 통보</w:t>
+            </w:r>
+          </w:p>
+        </w:tc>
+        <w:tc>
+          <w:tcPr>
+            <w:tcW w:type="dxa" w:w="1958"/>
+            <w:shd w:fill="F8FAFC"/>
+            <w:tcMar>
+              <w:top w:w="90" w:type="dxa"/>
+              <w:bottom w:w="90" w:type="dxa"/>
+              <w:left w:w="140" w:type="dxa"/>
+              <w:right w:w="140" w:type="dxa"/>
+            </w:tcMar>
+          </w:tcPr>
+          <w:p>
+            <w:r/>
+            <w:r>
+              <w:rPr>
+                <w:rFonts w:ascii="맑은 고딕" w:hAnsi="맑은 고딕" w:eastAsia="맑은 고딕"/>
+                <w:b w:val="0"/>
+                <w:color w:val="1E293B"/>
+                <w:sz w:val="19"/>
+              </w:rPr>
+              <w:t>한빛보안-2026-0812호 공문</w:t>
+            </w:r>
+          </w:p>
+        </w:tc>
+        <w:tc>
+          <w:tcPr>
+            <w:tcW w:type="dxa" w:w="1958"/>
+            <w:shd w:fill="F8FAFC"/>
+            <w:tcMar>
+              <w:top w:w="90" w:type="dxa"/>
+              <w:bottom w:w="90" w:type="dxa"/>
+              <w:left w:w="140" w:type="dxa"/>
+              <w:right w:w="140" w:type="dxa"/>
+            </w:tcMar>
+          </w:tcPr>
+          <w:p>
+            <w:r/>
+            <w:r>
+              <w:rPr>
+                <w:rFonts w:ascii="맑은 고딕" w:hAnsi="맑은 고딕" w:eastAsia="맑은 고딕"/>
+                <w:b w:val="0"/>
+                <w:color w:val="1E293B"/>
+                <w:sz w:val="19"/>
+              </w:rPr>
+              <w:t>Mock 가상 서버로 선행 개발 지속</w:t>
+            </w:r>
+          </w:p>
+        </w:tc>
+        <w:tc>
+          <w:tcPr>
+            <w:tcW w:type="dxa" w:w="1958"/>
+            <w:shd w:fill="F8FAFC"/>
+            <w:tcMar>
+              <w:top w:w="90" w:type="dxa"/>
+              <w:bottom w:w="90" w:type="dxa"/>
+              <w:left w:w="140" w:type="dxa"/>
+              <w:right w:w="140" w:type="dxa"/>
+            </w:tcMar>
+          </w:tcPr>
+          <w:p>
+            <w:r/>
+            <w:r>
+              <w:rPr>
+                <w:rFonts w:ascii="맑은 고딕" w:hAnsi="맑은 고딕" w:eastAsia="맑은 고딕"/>
+                <w:b w:val="0"/>
+                <w:color w:val="1E293B"/>
+                <w:sz w:val="19"/>
+              </w:rPr>
+              <w:t>7영업일</w:t>
+            </w:r>
+          </w:p>
+        </w:tc>
+      </w:tr>
+      <w:tr>
+        <w:tc>
+          <w:tcPr>
+            <w:tcW w:type="dxa" w:w="1958"/>
+            <w:shd w:fill="FFFFFF"/>
+            <w:tcMar>
+              <w:top w:w="90" w:type="dxa"/>
+              <w:bottom w:w="90" w:type="dxa"/>
+              <w:left w:w="140" w:type="dxa"/>
+              <w:right w:w="140" w:type="dxa"/>
+            </w:tcMar>
+          </w:tcPr>
+          <w:p>
+            <w:r/>
+            <w:r>
+              <w:rPr>
+                <w:rFonts w:ascii="맑은 고딕" w:hAnsi="맑은 고딕" w:eastAsia="맑은 고딕"/>
+                <w:b w:val="0"/>
+                <w:color w:val="1E293B"/>
+                <w:sz w:val="19"/>
+              </w:rPr>
+              <w:t>2026.08.12</w:t>
+            </w:r>
+          </w:p>
+        </w:tc>
+        <w:tc>
+          <w:tcPr>
+            <w:tcW w:type="dxa" w:w="1958"/>
+            <w:shd w:fill="FFFFFF"/>
+            <w:tcMar>
+              <w:top w:w="90" w:type="dxa"/>
+              <w:bottom w:w="90" w:type="dxa"/>
+              <w:left w:w="140" w:type="dxa"/>
+              <w:right w:w="140" w:type="dxa"/>
+            </w:tcMar>
+          </w:tcPr>
+          <w:p>
+            <w:r/>
+            <w:r>
+              <w:rPr>
+                <w:rFonts w:ascii="맑은 고딕" w:hAnsi="맑은 고딕" w:eastAsia="맑은 고딕"/>
+                <w:b w:val="0"/>
+                <w:color w:val="1E293B"/>
+                <w:sz w:val="19"/>
+              </w:rPr>
+              <w:t>방화벽 정책 오픈 완료 및 실 API 연동 테스트 즉각 재개</w:t>
+            </w:r>
+          </w:p>
+        </w:tc>
+        <w:tc>
+          <w:tcPr>
+            <w:tcW w:type="dxa" w:w="1958"/>
+            <w:shd w:fill="FFFFFF"/>
+            <w:tcMar>
+              <w:top w:w="90" w:type="dxa"/>
+              <w:bottom w:w="90" w:type="dxa"/>
+              <w:left w:w="140" w:type="dxa"/>
+              <w:right w:w="140" w:type="dxa"/>
+            </w:tcMar>
+          </w:tcPr>
+          <w:p>
+            <w:r/>
+            <w:r>
+              <w:rPr>
+                <w:rFonts w:ascii="맑은 고딕" w:hAnsi="맑은 고딕" w:eastAsia="맑은 고딕"/>
+                <w:b w:val="0"/>
+                <w:color w:val="1E293B"/>
+                <w:sz w:val="19"/>
+              </w:rPr>
+              <w:t>IT인프라팀 작업완료 티켓 #4920</w:t>
+            </w:r>
+          </w:p>
+        </w:tc>
+        <w:tc>
+          <w:tcPr>
+            <w:tcW w:type="dxa" w:w="1958"/>
+            <w:shd w:fill="FFFFFF"/>
+            <w:tcMar>
+              <w:top w:w="90" w:type="dxa"/>
+              <w:bottom w:w="90" w:type="dxa"/>
+              <w:left w:w="140" w:type="dxa"/>
+              <w:right w:w="140" w:type="dxa"/>
+            </w:tcMar>
+          </w:tcPr>
+          <w:p>
+            <w:r/>
+            <w:r>
+              <w:rPr>
+                <w:rFonts w:ascii="맑은 고딕" w:hAnsi="맑은 고딕" w:eastAsia="맑은 고딕"/>
+                <w:b w:val="0"/>
+                <w:color w:val="1E293B"/>
+                <w:sz w:val="19"/>
+              </w:rPr>
+              <w:t>실 연동 테스트 3일 내 조기 완수</w:t>
+            </w:r>
+          </w:p>
+        </w:tc>
+        <w:tc>
+          <w:tcPr>
+            <w:tcW w:type="dxa" w:w="1958"/>
+            <w:shd w:fill="FFFFFF"/>
+            <w:tcMar>
+              <w:top w:w="90" w:type="dxa"/>
+              <w:bottom w:w="90" w:type="dxa"/>
+              <w:left w:w="140" w:type="dxa"/>
+              <w:right w:w="140" w:type="dxa"/>
+            </w:tcMar>
+          </w:tcPr>
+          <w:p>
+            <w:r/>
+            <w:r>
+              <w:rPr>
+                <w:rFonts w:ascii="맑은 고딕" w:hAnsi="맑은 고딕" w:eastAsia="맑은 고딕"/>
+                <w:b w:val="0"/>
+                <w:color w:val="1E293B"/>
+                <w:sz w:val="19"/>
+              </w:rPr>
+              <w:t>면책 확정</w:t>
             </w:r>
           </w:p>
         </w:tc>
@@ -336,525 +835,166 @@
     </w:tbl>
     <w:p/>
     <w:p>
+      <w:r>
+        <w:rPr>
+          <w:rFonts w:ascii="맑은 고딕" w:hAnsi="맑은 고딕" w:eastAsia="맑은 고딕"/>
+          <w:b/>
+          <w:color w:val="1B365D"/>
+          <w:sz w:val="25"/>
+        </w:rPr>
+        <w:t>2. 일정 만회 대책 및 면책 확인 합의</w:t>
+      </w:r>
+    </w:p>
+    <w:p>
+      <w:r>
+        <w:rPr>
+          <w:rFonts w:ascii="맑은 고딕" w:hAnsi="맑은 고딕" w:eastAsia="맑은 고딕"/>
+          <w:b w:val="0"/>
+          <w:color w:val="1E293B"/>
+          <w:sz w:val="20"/>
+        </w:rPr>
+        <w:t>1. 수행사(㈜엠파시)는 방화벽 개방 대기 기간(7영업일) 동안 OpenAPI 규격 기반 Mock 추론 서버를 가동하여 프론트엔드 및 백엔드 워크플로우 개발을 중단 없이 진행하였습니다.</w:t>
+      </w:r>
+    </w:p>
+    <w:p>
+      <w:r>
+        <w:rPr>
+          <w:rFonts w:ascii="맑은 고딕" w:hAnsi="맑은 고딕" w:eastAsia="맑은 고딕"/>
+          <w:b w:val="0"/>
+          <w:color w:val="1E293B"/>
+          <w:sz w:val="20"/>
+        </w:rPr>
+        <w:t>2. 발주처(㈜한빛글로벌)는 상기 7영업일의 대외 API 연동 순연이 그룹 보안 심의 일정에 기인한 수행사 면책 사유임을 공식 확인하며, 중간 기성 검수 일정에 불이익이나 지체상금을 부과하지 아니합니다.</w:t>
+      </w:r>
+    </w:p>
+    <w:p>
       <w:pPr>
-        <w:spacing w:before="160" w:after="80"/>
+        <w:jc w:val="right"/>
       </w:pPr>
       <w:r>
         <w:rPr>
-          <w:rFonts w:ascii="Malgun Gothic" w:hAnsi="Malgun Gothic"/>
+          <w:rFonts w:ascii="맑은 고딕" w:hAnsi="맑은 고딕" w:eastAsia="맑은 고딕"/>
           <w:b/>
-          <w:color w:val="2563EB"/>
-          <w:sz w:val="26"/>
+          <w:color w:val="0F172A"/>
+          <w:sz w:val="21"/>
         </w:rPr>
-        <w:t>2. 납기 지연 사유 및 객관적 입증 내역</w:t>
+        <w:t>확정 및 서명일자: 2026년 08월 13일</w:t>
       </w:r>
     </w:p>
     <w:tbl>
       <w:tblPr>
+        <w:tblStyle w:val="TableGrid"/>
         <w:tblW w:type="auto" w:w="0"/>
         <w:jc w:val="center"/>
-        <w:tblLayout w:type="autofit"/>
         <w:tblLook w:firstColumn="1" w:firstRow="1" w:lastColumn="0" w:lastRow="0" w:noHBand="0" w:noVBand="1" w:val="04A0"/>
       </w:tblPr>
       <w:tblGrid>
-        <w:gridCol w:w="2340"/>
-        <w:gridCol w:w="2340"/>
-        <w:gridCol w:w="2340"/>
-        <w:gridCol w:w="2340"/>
+        <w:gridCol w:w="2448"/>
+        <w:gridCol w:w="2448"/>
+        <w:gridCol w:w="2448"/>
+        <w:gridCol w:w="2448"/>
       </w:tblGrid>
       <w:tr>
         <w:tc>
           <w:tcPr>
-            <w:tcW w:type="dxa" w:w="2340"/>
+            <w:tcW w:type="dxa" w:w="2448"/>
+            <w:shd w:fill="1B365D"/>
             <w:tcMar>
-              <w:top w:w="100" w:type="dxa"/>
-              <w:bottom w:w="100" w:type="dxa"/>
-              <w:left w:w="130" w:type="dxa"/>
-              <w:right w:w="130" w:type="dxa"/>
+              <w:top w:w="110" w:type="dxa"/>
+              <w:bottom w:w="110" w:type="dxa"/>
+              <w:left w:w="140" w:type="dxa"/>
+              <w:right w:w="140" w:type="dxa"/>
             </w:tcMar>
-            <w:shd w:fill="1E293B"/>
           </w:tcPr>
           <w:p>
+            <w:pPr>
+              <w:jc w:val="center"/>
+            </w:pPr>
+            <w:r/>
             <w:r>
               <w:rPr>
-                <w:rFonts w:ascii="Malgun Gothic" w:hAnsi="Malgun Gothic"/>
+                <w:rFonts w:ascii="맑은 고딕" w:hAnsi="맑은 고딕" w:eastAsia="맑은 고딕"/>
                 <w:b/>
                 <w:color w:val="FFFFFF"/>
-                <w:sz w:val="18"/>
+                <w:sz w:val="19"/>
               </w:rPr>
-              <w:t>지연 발생 일자</w:t>
+              <w:t>구분</w:t>
             </w:r>
           </w:p>
         </w:tc>
         <w:tc>
           <w:tcPr>
-            <w:tcW w:type="dxa" w:w="2340"/>
+            <w:tcW w:type="dxa" w:w="2448"/>
+            <w:shd w:fill="1B365D"/>
             <w:tcMar>
-              <w:top w:w="100" w:type="dxa"/>
-              <w:bottom w:w="100" w:type="dxa"/>
-              <w:left w:w="130" w:type="dxa"/>
-              <w:right w:w="130" w:type="dxa"/>
+              <w:top w:w="110" w:type="dxa"/>
+              <w:bottom w:w="110" w:type="dxa"/>
+              <w:left w:w="140" w:type="dxa"/>
+              <w:right w:w="140" w:type="dxa"/>
             </w:tcMar>
-            <w:shd w:fill="1E293B"/>
           </w:tcPr>
           <w:p>
+            <w:pPr>
+              <w:jc w:val="center"/>
+            </w:pPr>
+            <w:r/>
             <w:r>
               <w:rPr>
-                <w:rFonts w:ascii="Malgun Gothic" w:hAnsi="Malgun Gothic"/>
+                <w:rFonts w:ascii="맑은 고딕" w:hAnsi="맑은 고딕" w:eastAsia="맑은 고딕"/>
                 <w:b/>
                 <w:color w:val="FFFFFF"/>
-                <w:sz w:val="18"/>
+                <w:sz w:val="19"/>
               </w:rPr>
-              <w:t>지연 발생 사유 (원인)</w:t>
+              <w:t>소속 기관 및 부서</w:t>
             </w:r>
           </w:p>
         </w:tc>
         <w:tc>
           <w:tcPr>
-            <w:tcW w:type="dxa" w:w="2340"/>
+            <w:tcW w:type="dxa" w:w="2448"/>
+            <w:shd w:fill="1B365D"/>
             <w:tcMar>
-              <w:top w:w="100" w:type="dxa"/>
-              <w:bottom w:w="100" w:type="dxa"/>
-              <w:left w:w="130" w:type="dxa"/>
-              <w:right w:w="130" w:type="dxa"/>
+              <w:top w:w="110" w:type="dxa"/>
+              <w:bottom w:w="110" w:type="dxa"/>
+              <w:left w:w="140" w:type="dxa"/>
+              <w:right w:w="140" w:type="dxa"/>
             </w:tcMar>
-            <w:shd w:fill="1E293B"/>
           </w:tcPr>
           <w:p>
+            <w:pPr>
+              <w:jc w:val="center"/>
+            </w:pPr>
+            <w:r/>
             <w:r>
               <w:rPr>
-                <w:rFonts w:ascii="Malgun Gothic" w:hAnsi="Malgun Gothic"/>
+                <w:rFonts w:ascii="맑은 고딕" w:hAnsi="맑은 고딕" w:eastAsia="맑은 고딕"/>
                 <w:b/>
                 <w:color w:val="FFFFFF"/>
-                <w:sz w:val="18"/>
+                <w:sz w:val="19"/>
               </w:rPr>
-              <w:t>영향받은 과업 및 증빙 문서</w:t>
+              <w:t>직급 / 성명</w:t>
             </w:r>
           </w:p>
         </w:tc>
         <w:tc>
           <w:tcPr>
-            <w:tcW w:type="dxa" w:w="2340"/>
+            <w:tcW w:type="dxa" w:w="2448"/>
+            <w:shd w:fill="1B365D"/>
             <w:tcMar>
-              <w:top w:w="100" w:type="dxa"/>
-              <w:bottom w:w="100" w:type="dxa"/>
-              <w:left w:w="130" w:type="dxa"/>
-              <w:right w:w="130" w:type="dxa"/>
-            </w:tcMar>
-            <w:shd w:fill="1E293B"/>
-          </w:tcPr>
-          <w:p>
-            <w:r>
-              <w:rPr>
-                <w:rFonts w:ascii="Malgun Gothic" w:hAnsi="Malgun Gothic"/>
-                <w:b/>
-                <w:color w:val="FFFFFF"/>
-                <w:sz w:val="18"/>
-              </w:rPr>
-              <w:t>소요 지연 일수</w:t>
-            </w:r>
-          </w:p>
-        </w:tc>
-      </w:tr>
-      <w:tr>
-        <w:tc>
-          <w:tcPr>
-            <w:tcW w:type="dxa" w:w="2340"/>
-            <w:tcMar>
-              <w:top w:w="100" w:type="dxa"/>
-              <w:bottom w:w="100" w:type="dxa"/>
-              <w:left w:w="130" w:type="dxa"/>
-              <w:right w:w="130" w:type="dxa"/>
-            </w:tcMar>
-            <w:shd w:fill="F8FAFC"/>
-          </w:tcPr>
-          <w:p>
-            <w:r>
-              <w:rPr>
-                <w:rFonts w:ascii="Malgun Gothic" w:hAnsi="Malgun Gothic"/>
-                <w:color w:val="334155"/>
-                <w:sz w:val="18"/>
-              </w:rPr>
-              <w:t>202 .  .  .</w:t>
-            </w:r>
-          </w:p>
-        </w:tc>
-        <w:tc>
-          <w:tcPr>
-            <w:tcW w:type="dxa" w:w="2340"/>
-            <w:tcMar>
-              <w:top w:w="100" w:type="dxa"/>
-              <w:bottom w:w="100" w:type="dxa"/>
-              <w:left w:w="130" w:type="dxa"/>
-              <w:right w:w="130" w:type="dxa"/>
-            </w:tcMar>
-            <w:shd w:fill="F8FAFC"/>
-          </w:tcPr>
-          <w:p>
-            <w:r>
-              <w:rPr>
-                <w:rFonts w:ascii="Malgun Gothic" w:hAnsi="Malgun Gothic"/>
-                <w:color w:val="334155"/>
-                <w:sz w:val="18"/>
-              </w:rPr>
-              <w:t>대외계 연계기관 방화벽 포트 개방 지연</w:t>
-            </w:r>
-          </w:p>
-        </w:tc>
-        <w:tc>
-          <w:tcPr>
-            <w:tcW w:type="dxa" w:w="2340"/>
-            <w:tcMar>
-              <w:top w:w="100" w:type="dxa"/>
-              <w:bottom w:w="100" w:type="dxa"/>
-              <w:left w:w="130" w:type="dxa"/>
-              <w:right w:w="130" w:type="dxa"/>
-            </w:tcMar>
-            <w:shd w:fill="F8FAFC"/>
-          </w:tcPr>
-          <w:p>
-            <w:r>
-              <w:rPr>
-                <w:rFonts w:ascii="Malgun Gothic" w:hAnsi="Malgun Gothic"/>
-                <w:color w:val="334155"/>
-                <w:sz w:val="18"/>
-              </w:rPr>
-              <w:t>공문(전산-042호), 이메일 요청 내역 3건</w:t>
-            </w:r>
-          </w:p>
-        </w:tc>
-        <w:tc>
-          <w:tcPr>
-            <w:tcW w:type="dxa" w:w="2340"/>
-            <w:tcMar>
-              <w:top w:w="100" w:type="dxa"/>
-              <w:bottom w:w="100" w:type="dxa"/>
-              <w:left w:w="130" w:type="dxa"/>
-              <w:right w:w="130" w:type="dxa"/>
-            </w:tcMar>
-            <w:shd w:fill="F8FAFC"/>
-          </w:tcPr>
-          <w:p>
-            <w:r>
-              <w:rPr>
-                <w:rFonts w:ascii="Malgun Gothic" w:hAnsi="Malgun Gothic"/>
-                <w:color w:val="334155"/>
-                <w:sz w:val="18"/>
-              </w:rPr>
-              <w:t>14 일간 지연</w:t>
-            </w:r>
-          </w:p>
-        </w:tc>
-      </w:tr>
-      <w:tr>
-        <w:tc>
-          <w:tcPr>
-            <w:tcW w:type="dxa" w:w="2340"/>
-            <w:tcMar>
-              <w:top w:w="100" w:type="dxa"/>
-              <w:bottom w:w="100" w:type="dxa"/>
-              <w:left w:w="130" w:type="dxa"/>
-              <w:right w:w="130" w:type="dxa"/>
-            </w:tcMar>
-            <w:shd w:fill="FFFFFF"/>
-          </w:tcPr>
-          <w:p>
-            <w:r>
-              <w:rPr>
-                <w:rFonts w:ascii="Malgun Gothic" w:hAnsi="Malgun Gothic"/>
-                <w:color w:val="334155"/>
-                <w:sz w:val="18"/>
-              </w:rPr>
-              <w:t>202 .  .  .</w:t>
-            </w:r>
-          </w:p>
-        </w:tc>
-        <w:tc>
-          <w:tcPr>
-            <w:tcW w:type="dxa" w:w="2340"/>
-            <w:tcMar>
-              <w:top w:w="100" w:type="dxa"/>
-              <w:bottom w:w="100" w:type="dxa"/>
-              <w:left w:w="130" w:type="dxa"/>
-              <w:right w:w="130" w:type="dxa"/>
-            </w:tcMar>
-            <w:shd w:fill="FFFFFF"/>
-          </w:tcPr>
-          <w:p>
-            <w:r>
-              <w:rPr>
-                <w:rFonts w:ascii="Malgun Gothic" w:hAnsi="Malgun Gothic"/>
-                <w:color w:val="334155"/>
-                <w:sz w:val="18"/>
-              </w:rPr>
-              <w:t>레거시 마이그레이션 대상 원천 DB 제공 지연</w:t>
-            </w:r>
-          </w:p>
-        </w:tc>
-        <w:tc>
-          <w:tcPr>
-            <w:tcW w:type="dxa" w:w="2340"/>
-            <w:tcMar>
-              <w:top w:w="100" w:type="dxa"/>
-              <w:bottom w:w="100" w:type="dxa"/>
-              <w:left w:w="130" w:type="dxa"/>
-              <w:right w:w="130" w:type="dxa"/>
-            </w:tcMar>
-            <w:shd w:fill="FFFFFF"/>
-          </w:tcPr>
-          <w:p>
-            <w:r>
-              <w:rPr>
-                <w:rFonts w:ascii="Malgun Gothic" w:hAnsi="Malgun Gothic"/>
-                <w:color w:val="334155"/>
-                <w:sz w:val="18"/>
-              </w:rPr>
-              <w:t>데이터제공 요청서(1차, 2차 공문)</w:t>
-            </w:r>
-          </w:p>
-        </w:tc>
-        <w:tc>
-          <w:tcPr>
-            <w:tcW w:type="dxa" w:w="2340"/>
-            <w:tcMar>
-              <w:top w:w="100" w:type="dxa"/>
-              <w:bottom w:w="100" w:type="dxa"/>
-              <w:left w:w="130" w:type="dxa"/>
-              <w:right w:w="130" w:type="dxa"/>
-            </w:tcMar>
-            <w:shd w:fill="FFFFFF"/>
-          </w:tcPr>
-          <w:p>
-            <w:r>
-              <w:rPr>
-                <w:rFonts w:ascii="Malgun Gothic" w:hAnsi="Malgun Gothic"/>
-                <w:color w:val="334155"/>
-                <w:sz w:val="18"/>
-              </w:rPr>
-              <w:t>10 일간 지연</w:t>
-            </w:r>
-          </w:p>
-        </w:tc>
-      </w:tr>
-      <w:tr>
-        <w:tc>
-          <w:tcPr>
-            <w:tcW w:type="dxa" w:w="2340"/>
-            <w:tcMar>
-              <w:top w:w="100" w:type="dxa"/>
-              <w:bottom w:w="100" w:type="dxa"/>
-              <w:left w:w="130" w:type="dxa"/>
-              <w:right w:w="130" w:type="dxa"/>
-            </w:tcMar>
-            <w:shd w:fill="F8FAFC"/>
-          </w:tcPr>
-          <w:p>
-            <w:r>
-              <w:rPr>
-                <w:rFonts w:ascii="Malgun Gothic" w:hAnsi="Malgun Gothic"/>
-                <w:color w:val="334155"/>
-                <w:sz w:val="18"/>
-              </w:rPr>
-              <w:t>합계</w:t>
-            </w:r>
-          </w:p>
-        </w:tc>
-        <w:tc>
-          <w:tcPr>
-            <w:tcW w:type="dxa" w:w="2340"/>
-            <w:tcMar>
-              <w:top w:w="100" w:type="dxa"/>
-              <w:bottom w:w="100" w:type="dxa"/>
-              <w:left w:w="130" w:type="dxa"/>
-              <w:right w:w="130" w:type="dxa"/>
-            </w:tcMar>
-            <w:shd w:fill="F8FAFC"/>
-          </w:tcPr>
-          <w:p>
-            <w:r>
-              <w:rPr>
-                <w:rFonts w:ascii="Malgun Gothic" w:hAnsi="Malgun Gothic"/>
-                <w:color w:val="334155"/>
-                <w:sz w:val="18"/>
-              </w:rPr>
-              <w:t>객관적 입증 자료 첨부</w:t>
-            </w:r>
-          </w:p>
-        </w:tc>
-        <w:tc>
-          <w:tcPr>
-            <w:tcW w:type="dxa" w:w="2340"/>
-            <w:tcMar>
-              <w:top w:w="100" w:type="dxa"/>
-              <w:bottom w:w="100" w:type="dxa"/>
-              <w:left w:w="130" w:type="dxa"/>
-              <w:right w:w="130" w:type="dxa"/>
-            </w:tcMar>
-            <w:shd w:fill="F8FAFC"/>
-          </w:tcPr>
-          <w:p>
-            <w:r>
-              <w:rPr>
-                <w:rFonts w:ascii="Malgun Gothic" w:hAnsi="Malgun Gothic"/>
-                <w:color w:val="334155"/>
-                <w:sz w:val="18"/>
-              </w:rPr>
-              <w:t>총 2건의 불가피한 외부 지연</w:t>
-            </w:r>
-          </w:p>
-        </w:tc>
-        <w:tc>
-          <w:tcPr>
-            <w:tcW w:type="dxa" w:w="2340"/>
-            <w:tcMar>
-              <w:top w:w="100" w:type="dxa"/>
-              <w:bottom w:w="100" w:type="dxa"/>
-              <w:left w:w="130" w:type="dxa"/>
-              <w:right w:w="130" w:type="dxa"/>
-            </w:tcMar>
-            <w:shd w:fill="F8FAFC"/>
-          </w:tcPr>
-          <w:p>
-            <w:r>
-              <w:rPr>
-                <w:rFonts w:ascii="Malgun Gothic" w:hAnsi="Malgun Gothic"/>
-                <w:color w:val="334155"/>
-                <w:sz w:val="18"/>
-              </w:rPr>
-              <w:t>총 24 일간 순연</w:t>
-            </w:r>
-          </w:p>
-        </w:tc>
-      </w:tr>
-    </w:tbl>
-    <w:p/>
-    <w:p>
-      <w:pPr>
-        <w:spacing w:before="160" w:after="80"/>
-      </w:pPr>
-      <w:r>
-        <w:rPr>
-          <w:rFonts w:ascii="Malgun Gothic" w:hAnsi="Malgun Gothic"/>
-          <w:b/>
-          <w:color w:val="2563EB"/>
-          <w:sz w:val="26"/>
-        </w:rPr>
-        <w:t>3. 지체상금 면제 신청 및 계약 변경 요청</w:t>
-      </w:r>
-    </w:p>
-    <w:p>
-      <w:pPr>
-        <w:spacing w:line="312" w:lineRule="auto" w:after="60"/>
-      </w:pPr>
-      <w:r>
-        <w:rPr>
-          <w:rFonts w:ascii="Malgun Gothic" w:hAnsi="Malgun Gothic"/>
-          <w:color w:val="334155"/>
-          <w:sz w:val="20"/>
-        </w:rPr>
-        <w:t>1. 상기 사유는 국가계약법 시행령 제74조 및 계약 일반조건에 따른 '계약상대자의 책임 없는 사유'에 해당합니다.</w:t>
-      </w:r>
-    </w:p>
-    <w:p>
-      <w:pPr>
-        <w:spacing w:line="312" w:lineRule="auto" w:after="60"/>
-      </w:pPr>
-      <w:r>
-        <w:rPr>
-          <w:rFonts w:ascii="Malgun Gothic" w:hAnsi="Malgun Gothic"/>
-          <w:color w:val="334155"/>
-          <w:sz w:val="20"/>
-        </w:rPr>
-        <w:t>2. 따라서 귀 사(기관)의 귀책으로 지연된 일수에 대하여 지체상금의 부과를 면제하여 주시고, 정식 계약 변경(납기 연장)을 승인하여 주시기 바랍니다.</w:t>
-      </w:r>
-    </w:p>
-    <w:p>
-      <w:pPr>
-        <w:jc w:val="center"/>
-      </w:pPr>
-      <w:r>
-        <w:rPr>
-          <w:rFonts w:ascii="Malgun Gothic" w:hAnsi="Malgun Gothic"/>
-          <w:b/>
-          <w:sz w:val="21"/>
-        </w:rPr>
-        <w:t>합의 및 확인일자: 202  년     월     일</w:t>
-      </w:r>
-    </w:p>
-    <w:p/>
-    <w:tbl>
-      <w:tblPr>
-        <w:tblW w:type="auto" w:w="0"/>
-        <w:jc w:val="center"/>
-        <w:tblLook w:firstColumn="1" w:firstRow="1" w:lastColumn="0" w:lastRow="0" w:noHBand="0" w:noVBand="1" w:val="04A0"/>
-      </w:tblPr>
-      <w:tblGrid>
-        <w:gridCol w:w="3120"/>
-        <w:gridCol w:w="3120"/>
-        <w:gridCol w:w="3120"/>
-      </w:tblGrid>
-      <w:tr>
-        <w:tc>
-          <w:tcPr>
-            <w:tcW w:type="dxa" w:w="3120"/>
-            <w:shd w:fill="334155"/>
-            <w:tcMar>
-              <w:top w:w="90" w:type="dxa"/>
-              <w:bottom w:w="90" w:type="dxa"/>
-              <w:left w:w="110" w:type="dxa"/>
-              <w:right w:w="110" w:type="dxa"/>
+              <w:top w:w="110" w:type="dxa"/>
+              <w:bottom w:w="110" w:type="dxa"/>
+              <w:left w:w="140" w:type="dxa"/>
+              <w:right w:w="140" w:type="dxa"/>
             </w:tcMar>
           </w:tcPr>
           <w:p>
+            <w:pPr>
+              <w:jc w:val="center"/>
+            </w:pPr>
+            <w:r/>
             <w:r>
               <w:rPr>
-                <w:rFonts w:ascii="Malgun Gothic" w:hAnsi="Malgun Gothic"/>
-                <w:b/>
-                <w:color w:val="FFFFFF"/>
-                <w:sz w:val="19"/>
-              </w:rPr>
-              <w:t>구 분</w:t>
-            </w:r>
-          </w:p>
-        </w:tc>
-        <w:tc>
-          <w:tcPr>
-            <w:tcW w:type="dxa" w:w="3120"/>
-            <w:shd w:fill="334155"/>
-            <w:tcMar>
-              <w:top w:w="90" w:type="dxa"/>
-              <w:bottom w:w="90" w:type="dxa"/>
-              <w:left w:w="110" w:type="dxa"/>
-              <w:right w:w="110" w:type="dxa"/>
-            </w:tcMar>
-          </w:tcPr>
-          <w:p>
-            <w:r>
-              <w:rPr>
-                <w:rFonts w:ascii="Malgun Gothic" w:hAnsi="Malgun Gothic"/>
-                <w:b/>
-                <w:color w:val="FFFFFF"/>
-                <w:sz w:val="19"/>
-              </w:rPr>
-              <w:t>소속 / 직급 / 성명</w:t>
-            </w:r>
-          </w:p>
-        </w:tc>
-        <w:tc>
-          <w:tcPr>
-            <w:tcW w:type="dxa" w:w="3120"/>
-            <w:shd w:fill="334155"/>
-            <w:tcMar>
-              <w:top w:w="90" w:type="dxa"/>
-              <w:bottom w:w="90" w:type="dxa"/>
-              <w:left w:w="110" w:type="dxa"/>
-              <w:right w:w="110" w:type="dxa"/>
-            </w:tcMar>
-          </w:tcPr>
-          <w:p>
-            <w:r>
-              <w:rPr>
-                <w:rFonts w:ascii="Malgun Gothic" w:hAnsi="Malgun Gothic"/>
+                <w:rFonts w:ascii="맑은 고딕" w:hAnsi="맑은 고딕" w:eastAsia="맑은 고딕"/>
                 <w:b/>
                 <w:color w:val="FFFFFF"/>
                 <w:sz w:val="19"/>
@@ -867,61 +1007,97 @@
       <w:tr>
         <w:tc>
           <w:tcPr>
-            <w:tcW w:type="dxa" w:w="3120"/>
+            <w:tcW w:type="dxa" w:w="2448"/>
+            <w:shd w:fill="FFFFFF"/>
             <w:tcMar>
-              <w:top w:w="100" w:type="dxa"/>
-              <w:bottom w:w="100" w:type="dxa"/>
-              <w:left w:w="110" w:type="dxa"/>
-              <w:right w:w="110" w:type="dxa"/>
+              <w:top w:w="90" w:type="dxa"/>
+              <w:bottom w:w="90" w:type="dxa"/>
+              <w:left w:w="140" w:type="dxa"/>
+              <w:right w:w="140" w:type="dxa"/>
             </w:tcMar>
           </w:tcPr>
           <w:p>
+            <w:r/>
             <w:r>
               <w:rPr>
-                <w:rFonts w:ascii="Malgun Gothic" w:hAnsi="Malgun Gothic"/>
-                <w:sz w:val="18"/>
+                <w:rFonts w:ascii="맑은 고딕" w:hAnsi="맑은 고딕" w:eastAsia="맑은 고딕"/>
+                <w:b w:val="0"/>
+                <w:color w:val="1E293B"/>
+                <w:sz w:val="19"/>
               </w:rPr>
-              <w:t>신청인 (수행사)</w:t>
+              <w:t>신청인 (수행사 PM)</w:t>
             </w:r>
           </w:p>
         </w:tc>
         <w:tc>
           <w:tcPr>
-            <w:tcW w:type="dxa" w:w="3120"/>
+            <w:tcW w:type="dxa" w:w="2448"/>
+            <w:shd w:fill="FFFFFF"/>
             <w:tcMar>
-              <w:top w:w="100" w:type="dxa"/>
-              <w:bottom w:w="100" w:type="dxa"/>
-              <w:left w:w="110" w:type="dxa"/>
-              <w:right w:w="110" w:type="dxa"/>
+              <w:top w:w="90" w:type="dxa"/>
+              <w:bottom w:w="90" w:type="dxa"/>
+              <w:left w:w="140" w:type="dxa"/>
+              <w:right w:w="140" w:type="dxa"/>
             </w:tcMar>
           </w:tcPr>
           <w:p>
+            <w:r/>
             <w:r>
               <w:rPr>
-                <w:rFonts w:ascii="Malgun Gothic" w:hAnsi="Malgun Gothic"/>
-                <w:sz w:val="18"/>
+                <w:rFonts w:ascii="맑은 고딕" w:hAnsi="맑은 고딕" w:eastAsia="맑은 고딕"/>
+                <w:b w:val="0"/>
+                <w:color w:val="1E293B"/>
+                <w:sz w:val="19"/>
               </w:rPr>
-              <w:t>주식회사 엠파시 대표이사 [           ]</w:t>
+              <w:t>주식회사 엠파시 엔터프라이즈사업부</w:t>
             </w:r>
           </w:p>
         </w:tc>
         <w:tc>
           <w:tcPr>
-            <w:tcW w:type="dxa" w:w="3120"/>
+            <w:tcW w:type="dxa" w:w="2448"/>
+            <w:shd w:fill="FFFFFF"/>
             <w:tcMar>
-              <w:top w:w="100" w:type="dxa"/>
-              <w:bottom w:w="100" w:type="dxa"/>
-              <w:left w:w="110" w:type="dxa"/>
-              <w:right w:w="110" w:type="dxa"/>
+              <w:top w:w="90" w:type="dxa"/>
+              <w:bottom w:w="90" w:type="dxa"/>
+              <w:left w:w="140" w:type="dxa"/>
+              <w:right w:w="140" w:type="dxa"/>
             </w:tcMar>
           </w:tcPr>
           <w:p>
+            <w:r/>
             <w:r>
               <w:rPr>
-                <w:rFonts w:ascii="Malgun Gothic" w:hAnsi="Malgun Gothic"/>
-                <w:sz w:val="18"/>
+                <w:rFonts w:ascii="맑은 고딕" w:hAnsi="맑은 고딕" w:eastAsia="맑은 고딕"/>
+                <w:b w:val="0"/>
+                <w:color w:val="1E293B"/>
+                <w:sz w:val="19"/>
               </w:rPr>
-              <w:t>(서명 또는 인)</w:t>
+              <w:t>수석 박 진 우</w:t>
+            </w:r>
+          </w:p>
+        </w:tc>
+        <w:tc>
+          <w:tcPr>
+            <w:tcW w:type="dxa" w:w="2448"/>
+            <w:shd w:fill="FFFFFF"/>
+            <w:tcMar>
+              <w:top w:w="90" w:type="dxa"/>
+              <w:bottom w:w="90" w:type="dxa"/>
+              <w:left w:w="140" w:type="dxa"/>
+              <w:right w:w="140" w:type="dxa"/>
+            </w:tcMar>
+          </w:tcPr>
+          <w:p>
+            <w:r/>
+            <w:r>
+              <w:rPr>
+                <w:rFonts w:ascii="맑은 고딕" w:hAnsi="맑은 고딕" w:eastAsia="맑은 고딕"/>
+                <w:b w:val="0"/>
+                <w:color w:val="1E293B"/>
+                <w:sz w:val="19"/>
+              </w:rPr>
+              <w:t>(서명 완료)</w:t>
             </w:r>
           </w:p>
         </w:tc>
@@ -929,61 +1105,195 @@
       <w:tr>
         <w:tc>
           <w:tcPr>
-            <w:tcW w:type="dxa" w:w="3120"/>
+            <w:tcW w:type="dxa" w:w="2448"/>
+            <w:shd w:fill="F8FAFC"/>
             <w:tcMar>
-              <w:top w:w="100" w:type="dxa"/>
-              <w:bottom w:w="100" w:type="dxa"/>
-              <w:left w:w="110" w:type="dxa"/>
-              <w:right w:w="110" w:type="dxa"/>
+              <w:top w:w="90" w:type="dxa"/>
+              <w:bottom w:w="90" w:type="dxa"/>
+              <w:left w:w="140" w:type="dxa"/>
+              <w:right w:w="140" w:type="dxa"/>
             </w:tcMar>
           </w:tcPr>
           <w:p>
+            <w:r/>
             <w:r>
               <w:rPr>
-                <w:rFonts w:ascii="Malgun Gothic" w:hAnsi="Malgun Gothic"/>
-                <w:sz w:val="18"/>
+                <w:rFonts w:ascii="맑은 고딕" w:hAnsi="맑은 고딕" w:eastAsia="맑은 고딕"/>
+                <w:b w:val="0"/>
+                <w:color w:val="1E293B"/>
+                <w:sz w:val="19"/>
               </w:rPr>
-              <w:t>수신인 (발주처)</w:t>
+              <w:t>사실 확인 (인프라)</w:t>
             </w:r>
           </w:p>
         </w:tc>
         <w:tc>
           <w:tcPr>
-            <w:tcW w:type="dxa" w:w="3120"/>
+            <w:tcW w:type="dxa" w:w="2448"/>
+            <w:shd w:fill="F8FAFC"/>
             <w:tcMar>
-              <w:top w:w="100" w:type="dxa"/>
-              <w:bottom w:w="100" w:type="dxa"/>
-              <w:left w:w="110" w:type="dxa"/>
-              <w:right w:w="110" w:type="dxa"/>
+              <w:top w:w="90" w:type="dxa"/>
+              <w:bottom w:w="90" w:type="dxa"/>
+              <w:left w:w="140" w:type="dxa"/>
+              <w:right w:w="140" w:type="dxa"/>
             </w:tcMar>
           </w:tcPr>
           <w:p>
+            <w:r/>
             <w:r>
               <w:rPr>
-                <w:rFonts w:ascii="Malgun Gothic" w:hAnsi="Malgun Gothic"/>
-                <w:sz w:val="18"/>
+                <w:rFonts w:ascii="맑은 고딕" w:hAnsi="맑은 고딕" w:eastAsia="맑은 고딕"/>
+                <w:b w:val="0"/>
+                <w:color w:val="1E293B"/>
+                <w:sz w:val="19"/>
               </w:rPr>
-              <w:t>[고객사명] 계약담당관 귀하</w:t>
+              <w:t>주식회사 한빛글로벌 IT정보화팀</w:t>
             </w:r>
           </w:p>
         </w:tc>
         <w:tc>
           <w:tcPr>
-            <w:tcW w:type="dxa" w:w="3120"/>
+            <w:tcW w:type="dxa" w:w="2448"/>
+            <w:shd w:fill="F8FAFC"/>
             <w:tcMar>
-              <w:top w:w="100" w:type="dxa"/>
-              <w:bottom w:w="100" w:type="dxa"/>
-              <w:left w:w="110" w:type="dxa"/>
-              <w:right w:w="110" w:type="dxa"/>
+              <w:top w:w="90" w:type="dxa"/>
+              <w:bottom w:w="90" w:type="dxa"/>
+              <w:left w:w="140" w:type="dxa"/>
+              <w:right w:w="140" w:type="dxa"/>
             </w:tcMar>
           </w:tcPr>
           <w:p>
+            <w:r/>
             <w:r>
               <w:rPr>
-                <w:rFonts w:ascii="Malgun Gothic" w:hAnsi="Malgun Gothic"/>
-                <w:sz w:val="18"/>
+                <w:rFonts w:ascii="맑은 고딕" w:hAnsi="맑은 고딕" w:eastAsia="맑은 고딕"/>
+                <w:b w:val="0"/>
+                <w:color w:val="1E293B"/>
+                <w:sz w:val="19"/>
               </w:rPr>
-              <w:t>(서명 또는 인)</w:t>
+              <w:t>팀장 정 태 윤</w:t>
+            </w:r>
+          </w:p>
+        </w:tc>
+        <w:tc>
+          <w:tcPr>
+            <w:tcW w:type="dxa" w:w="2448"/>
+            <w:shd w:fill="F8FAFC"/>
+            <w:tcMar>
+              <w:top w:w="90" w:type="dxa"/>
+              <w:bottom w:w="90" w:type="dxa"/>
+              <w:left w:w="140" w:type="dxa"/>
+              <w:right w:w="140" w:type="dxa"/>
+            </w:tcMar>
+          </w:tcPr>
+          <w:p>
+            <w:r/>
+            <w:r>
+              <w:rPr>
+                <w:rFonts w:ascii="맑은 고딕" w:hAnsi="맑은 고딕" w:eastAsia="맑은 고딕"/>
+                <w:b w:val="0"/>
+                <w:color w:val="1E293B"/>
+                <w:sz w:val="19"/>
+              </w:rPr>
+              <w:t>(확인 완료)</w:t>
+            </w:r>
+          </w:p>
+        </w:tc>
+      </w:tr>
+      <w:tr>
+        <w:tc>
+          <w:tcPr>
+            <w:tcW w:type="dxa" w:w="2448"/>
+            <w:shd w:fill="FFFFFF"/>
+            <w:tcMar>
+              <w:top w:w="90" w:type="dxa"/>
+              <w:bottom w:w="90" w:type="dxa"/>
+              <w:left w:w="140" w:type="dxa"/>
+              <w:right w:w="140" w:type="dxa"/>
+            </w:tcMar>
+          </w:tcPr>
+          <w:p>
+            <w:r/>
+            <w:r>
+              <w:rPr>
+                <w:rFonts w:ascii="맑은 고딕" w:hAnsi="맑은 고딕" w:eastAsia="맑은 고딕"/>
+                <w:b w:val="0"/>
+                <w:color w:val="1E293B"/>
+                <w:sz w:val="19"/>
+              </w:rPr>
+              <w:t>승인권자 (계약담당)</w:t>
+            </w:r>
+          </w:p>
+        </w:tc>
+        <w:tc>
+          <w:tcPr>
+            <w:tcW w:type="dxa" w:w="2448"/>
+            <w:shd w:fill="FFFFFF"/>
+            <w:tcMar>
+              <w:top w:w="90" w:type="dxa"/>
+              <w:bottom w:w="90" w:type="dxa"/>
+              <w:left w:w="140" w:type="dxa"/>
+              <w:right w:w="140" w:type="dxa"/>
+            </w:tcMar>
+          </w:tcPr>
+          <w:p>
+            <w:r/>
+            <w:r>
+              <w:rPr>
+                <w:rFonts w:ascii="맑은 고딕" w:hAnsi="맑은 고딕" w:eastAsia="맑은 고딕"/>
+                <w:b w:val="0"/>
+                <w:color w:val="1E293B"/>
+                <w:sz w:val="19"/>
+              </w:rPr>
+              <w:t>주식회사 한빛글로벌 구매전략팀</w:t>
+            </w:r>
+          </w:p>
+        </w:tc>
+        <w:tc>
+          <w:tcPr>
+            <w:tcW w:type="dxa" w:w="2448"/>
+            <w:shd w:fill="FFFFFF"/>
+            <w:tcMar>
+              <w:top w:w="90" w:type="dxa"/>
+              <w:bottom w:w="90" w:type="dxa"/>
+              <w:left w:w="140" w:type="dxa"/>
+              <w:right w:w="140" w:type="dxa"/>
+            </w:tcMar>
+          </w:tcPr>
+          <w:p>
+            <w:r/>
+            <w:r>
+              <w:rPr>
+                <w:rFonts w:ascii="맑은 고딕" w:hAnsi="맑은 고딕" w:eastAsia="맑은 고딕"/>
+                <w:b w:val="0"/>
+                <w:color w:val="1E293B"/>
+                <w:sz w:val="19"/>
+              </w:rPr>
+              <w:t>부장 송 민 재</w:t>
+            </w:r>
+          </w:p>
+        </w:tc>
+        <w:tc>
+          <w:tcPr>
+            <w:tcW w:type="dxa" w:w="2448"/>
+            <w:shd w:fill="FFFFFF"/>
+            <w:tcMar>
+              <w:top w:w="90" w:type="dxa"/>
+              <w:bottom w:w="90" w:type="dxa"/>
+              <w:left w:w="140" w:type="dxa"/>
+              <w:right w:w="140" w:type="dxa"/>
+            </w:tcMar>
+          </w:tcPr>
+          <w:p>
+            <w:r/>
+            <w:r>
+              <w:rPr>
+                <w:rFonts w:ascii="맑은 고딕" w:hAnsi="맑은 고딕" w:eastAsia="맑은 고딕"/>
+                <w:b w:val="0"/>
+                <w:color w:val="1E293B"/>
+                <w:sz w:val="19"/>
+              </w:rPr>
+              <w:t>(면책 승인)</w:t>
             </w:r>
           </w:p>
         </w:tc>
@@ -992,7 +1302,7 @@
     <w:p/>
     <w:sectPr>
       <w:pgSz w:w="12240" w:h="15840"/>
-      <w:pgMar w:top="1440" w:right="1440" w:bottom="1440" w:left="1440" w:header="720" w:footer="720" w:gutter="0"/>
+      <w:pgMar w:top="1152" w:right="1224" w:bottom="1152" w:left="1224" w:header="720" w:footer="720" w:gutter="0"/>
       <w:cols w:space="720"/>
       <w:docGrid w:linePitch="360"/>
     </w:sectPr>

--- a/public/templates/office/Phase3_공기연장신청서_면책입증서_EOT.docx
+++ b/public/templates/office/Phase3_공기연장신청서_면책입증서_EOT.docx
@@ -10,7 +10,7 @@
           <w:color w:val="2563EB"/>
           <w:sz w:val="17"/>
         </w:rPr>
-        <w:t>[엠파시 엔터프라이즈 표준 사업관리 서식] 문서번호: EMP-DOC-P3-04 | 사업명: 한빛글로벌 SyncGuard AI 시스템 구축</w:t>
+        <w:t>[엠파시 엔터프라이즈 표준 사업관리 서식] 문서번호: EMP-DOC-P3-04 | 사업명: 한빛글로벌 SyncFlow AI 시스템 구축</w:t>
       </w:r>
     </w:p>
     <w:p>
@@ -32,7 +32,7 @@
           <w:color w:val="475569"/>
           <w:sz w:val="21"/>
         </w:rPr>
-        <w:t>대외 클라우드 방화벽 정책 심의 대기에 따른 부분 마일스톤 일정 조정 및 지체상금 면책 확인서</w:t>
+        <w:t>대외 클라우드 방화벽 정책 검토 대기에 따른 부분 마일스톤 일정 조정 및 지체상금 면책 확인서</w:t>
       </w:r>
     </w:p>
     <w:tbl>
@@ -147,7 +147,7 @@
                 <w:color w:val="1E293B"/>
                 <w:sz w:val="19"/>
               </w:rPr>
-              <w:t>SyncGuard AI — 엔터프라이즈 AI 콘텐츠·규제 심의 자동화 시스템 구축 (HB-IT-2026-0042)</w:t>
+              <w:t>SyncFlow AI — 엔터프라이즈 AI 콘텐츠·규제 검증 자동화 시스템 구축 (HB-IT-2026-0042)</w:t>
             </w:r>
           </w:p>
         </w:tc>
@@ -247,7 +247,7 @@
                 <w:color w:val="1E293B"/>
                 <w:sz w:val="19"/>
               </w:rPr>
-              <w:t>총 7영업일 (2026.08.03 ~ 2026.08.11, 그룹사 정보보호위원회 대외망 방화벽 정기 심의 대기)</w:t>
+              <w:t>총 7영업일 (2026.08.03 ~ 2026.08.11, 그룹사 정보보호위원회 대외망 방화벽 정기 검토 대기)</w:t>
             </w:r>
           </w:p>
         </w:tc>
@@ -297,7 +297,7 @@
                 <w:color w:val="1E293B"/>
                 <w:sz w:val="19"/>
               </w:rPr>
-              <w:t>용역표준계약서 제3조 제3항 (발주처 보안 심의 및 인프라 제공 대기에 따른 면책)</w:t>
+              <w:t>용역표준계약서 제3조 제3항 (발주처 보안 검증 및 인프라 제공 대기에 따른 면책)</w:t>
             </w:r>
           </w:p>
         </w:tc>
@@ -511,7 +511,7 @@
                 <w:color w:val="1E293B"/>
                 <w:sz w:val="19"/>
               </w:rPr>
-              <w:t>AWS EKS 프라이빗 서브넷 → 외부 Clova OCR / Upstage API Outbound(443) 방화벽 오픈 신청서 적기 제출</w:t>
+              <w:t>AWS EKS 프라이빗 서브넷 → 외부 Enterprise Vision OCR / EnterpriseVision API Outbound(443) 방화벽 오픈 신청서 적기 제출</w:t>
             </w:r>
           </w:p>
         </w:tc>
@@ -633,7 +633,7 @@
                 <w:color w:val="1E293B"/>
                 <w:sz w:val="19"/>
               </w:rPr>
-              <w:t>한빛글로벌 그룹 정보보호위원회 월례 보안 심의 일정 변경으로 방화벽 정책 반영 7영업일 순연 통보</w:t>
+              <w:t>한빛글로벌 그룹 정보보호위원회 월례 보안 검증 일정 변경으로 방화벽 정책 반영 7영업일 순연 통보</w:t>
             </w:r>
           </w:p>
         </w:tc>
@@ -864,7 +864,7 @@
           <w:color w:val="1E293B"/>
           <w:sz w:val="20"/>
         </w:rPr>
-        <w:t>2. 발주처(㈜한빛글로벌)는 상기 7영업일의 대외 API 연동 순연이 그룹 보안 심의 일정에 기인한 수행사 면책 사유임을 공식 확인하며, 중간 기성 검수 일정에 불이익이나 지체상금을 부과하지 아니합니다.</w:t>
+        <w:t>2. 발주처(㈜한빛글로벌)는 상기 7영업일의 대외 API 연동 순연이 그룹 보안 검증 일정에 기인한 수행사 면책 사유임을 공식 확인하며, 중간 기성 검수 일정에 불이익이나 지체상금을 부과하지 아니합니다.</w:t>
       </w:r>
     </w:p>
     <w:p>
